--- a/MH拆解.docx
+++ b/MH拆解.docx
@@ -198,9 +198,61 @@
           <w:i/>
           <w:color w:val="808080"/>
           <w:sz w:val="22"/>
-          <w:rFonts w:eastAsia="微软雅黑"/>
+          <w:rFonts w:eastAsia="微软雅黑" w:ascii="微软雅黑" w:hAnsi="微软雅黑"/>
         </w:rPr>
-        <w:t>[待用户填写：MH 荒野的整体战斗循环和系统层次 —— 玩家在反复做什么？有哪些核心动作资源？怪物作为敌人怎么嵌入循环？]</w:t>
+        <w:t>整体循环：MH 荒野的战斗围绕「任务 → 准备 → 战斗 → 结算 → 强化」5 步循环展开（[来自官方资料 / 攻略社区])。任务从据点看板接取，准备阶段选武器、配装、吃猫饭补状态；战斗以「一对一/一对多大型怪物」为核心，结算后通过素材制作/派生强化装备，反哺下一轮战斗。这一循环的节奏由「准备 + 强化」环节控制，跟传统动作游戏的连续关卡差异明显。</w:t>
+      </w:r>
+    </w:p>
+    <w:p>
+      <w:pPr>
+        <w:spacing w:line="372" w:lineRule="auto" w:after="40" w:before="80"/>
+        <w:ind w:firstLine="420"/>
+      </w:pPr>
+      <w:r>
+        <w:rPr>
+          <w:rFonts w:eastAsia="微软雅黑" w:ascii="Times New Roman" w:hAnsi="Times New Roman"/>
+          <w:sz w:val="22"/>
+        </w:rPr>
+        <w:t xml:space="preserve">按艾尔登法环拆解文章的三类要素划分：</w:t>
+      </w:r>
+    </w:p>
+    <w:p>
+      <w:pPr>
+        <w:spacing w:line="372" w:lineRule="auto" w:after="40" w:before="80"/>
+        <w:ind w:firstLine="420"/>
+      </w:pPr>
+      <w:r>
+        <w:rPr>
+          <w:rFonts w:eastAsia="微软雅黑" w:ascii="Times New Roman" w:hAnsi="Times New Roman"/>
+          <w:sz w:val="22"/>
+        </w:rPr>
+        <w:t xml:space="preserve">玩家行为：武器操作（攻击/防御/纳刀/收刀/闪避）/ 集中模式瞄准 / 道具使用（回复药/砥石/衣装/钩索）/ 部位选择</w:t>
+      </w:r>
+    </w:p>
+    <w:p>
+      <w:pPr>
+        <w:spacing w:line="372" w:lineRule="auto" w:after="40" w:before="80"/>
+        <w:ind w:firstLine="420"/>
+      </w:pPr>
+      <w:r>
+        <w:rPr>
+          <w:rFonts w:eastAsia="微软雅黑" w:ascii="Times New Roman" w:hAnsi="Times New Roman"/>
+          <w:sz w:val="22"/>
+        </w:rPr>
+        <w:t xml:space="preserve">战中资源：HP（默认上限 + 体力衣装加成）/ 体力（闪避/防御/拔刀消耗）/ 武器锋利度（会随攻击下降，需磨刀）/ 衣装 CD（回避衣装 / 强打衣装 / 蚀攻衣装等限时装备）</w:t>
+      </w:r>
+    </w:p>
+    <w:p>
+      <w:pPr>
+        <w:spacing w:line="372" w:lineRule="auto" w:after="40" w:before="80"/>
+        <w:ind w:firstLine="420"/>
+      </w:pPr>
+      <w:r>
+        <w:rPr>
+          <w:rFonts w:eastAsia="微软雅黑" w:ascii="Times New Roman" w:hAnsi="Times New Roman"/>
+          <w:sz w:val="22"/>
+        </w:rPr>
+        <w:t xml:space="preserve">敌人状态：HP（整体进度）/ 部位（头/身/尾/翼/脚等独立 HP，可破坏）/ 伤口（荒野新增：累积到一定程度出现伤口，攻击伤口高增伤 + 强制硬直）/ 异常状态（愤怒/疲劳/睡眠/麻痹/中毒/爆破等）</w:t>
       </w:r>
     </w:p>
     <w:p/>
@@ -241,9 +293,48 @@
           <w:i/>
           <w:color w:val="808080"/>
           <w:sz w:val="22"/>
-          <w:rFonts w:eastAsia="微软雅黑"/>
+          <w:rFonts w:eastAsia="微软雅黑" w:ascii="微软雅黑" w:hAnsi="微软雅黑"/>
         </w:rPr>
-        <w:t>[待用户填写：MH 的主被动反应频率是怎么设计的？玩家主动操作 vs 怪物施压的节奏对比。]</w:t>
+        <w:t>MH 的攻防节奏跟哈迪斯2 截然不同——前者是「一对一大怪 + 中频攻防」，后者是「包围小怪 + 高频攻防」。这一差异决定了两款游戏在主被动反应上的不同设计选择：</w:t>
+      </w:r>
+    </w:p>
+    <w:p>
+      <w:pPr>
+        <w:spacing w:line="372" w:lineRule="auto" w:after="40" w:before="80"/>
+        <w:ind w:firstLine="420"/>
+      </w:pPr>
+      <w:r>
+        <w:rPr>
+          <w:rFonts w:eastAsia="微软雅黑" w:ascii="Times New Roman" w:hAnsi="Times New Roman"/>
+          <w:sz w:val="22"/>
+        </w:rPr>
+        <w:t xml:space="preserve">玩家主动操作：输出窗口主要由「翻滚无敌帧 + 伤口破坏硬直 + 部位破坏倒地」三段构成——玩家主动寻找这三段窗口发动高伤害，节奏由玩家控制。</w:t>
+      </w:r>
+    </w:p>
+    <w:p>
+      <w:pPr>
+        <w:spacing w:line="372" w:lineRule="auto" w:after="40" w:before="80"/>
+        <w:ind w:firstLine="420"/>
+      </w:pPr>
+      <w:r>
+        <w:rPr>
+          <w:rFonts w:eastAsia="微软雅黑" w:ascii="Times New Roman" w:hAnsi="Times New Roman"/>
+          <w:sz w:val="22"/>
+        </w:rPr>
+        <w:t xml:space="preserve">怪物施压节奏：基于 jskyzero 的拆包视角，MH 怪物通过有限状态机（FSM）按场景细分的 100+ 个 .user.2 文件驱动，每个状态文件决定「在该状态下怪物能做什么动作」。怪物主动施压主要来自固定派生（如泡狐龙的跳跃起手 → 6 种派生），玩家需要背板或观察规律。</w:t>
+      </w:r>
+    </w:p>
+    <w:p>
+      <w:pPr>
+        <w:spacing w:line="372" w:lineRule="auto" w:after="40" w:before="80"/>
+        <w:ind w:firstLine="420"/>
+      </w:pPr>
+      <w:r>
+        <w:rPr>
+          <w:rFonts w:eastAsia="微软雅黑" w:ascii="Times New Roman" w:hAnsi="Times New Roman"/>
+          <w:sz w:val="22"/>
+        </w:rPr>
+        <w:t xml:space="preserve">集中模式（荒野新增）作为节奏切换器：长按 L2 进入集中模式，准心自动锁定伤口，准度提升 + 慢节奏 + 高伤害的「集中弱点攻击」。这一机制把玩家主动操作的高频段（瞄准 + 攻击）转化为被动反应的中频段（专注一个伤口、慢慢打），改变了对战斗节奏的掌控方式。</w:t>
       </w:r>
     </w:p>
     <w:p/>
@@ -283,9 +374,22 @@
           <w:i/>
           <w:color w:val="808080"/>
           <w:sz w:val="22"/>
-          <w:rFonts w:eastAsia="微软雅黑"/>
+          <w:rFonts w:eastAsia="微软雅黑" w:ascii="微软雅黑" w:hAnsi="微软雅黑"/>
         </w:rPr>
-        <w:t>[待用户填写：MH 的基础指令复杂度如何？收刀/拔刀/纳刀/集中模式这些动作怎么编排？]</w:t>
+        <w:t>MH 基础指令相当简洁：攻击 / 翻滚 / 防御（盾斧/铳枪/长枪专属）/ 纳刀 / 收刀 / 集中模式 / 道具使用 / 钩索。跟哈迪斯2 类似的"动作互相独立、不存在连段"的设计思路，大幅降低了上手门槛——玩家不会因为"按错按键导致连段中断"而损失输出。</w:t>
+      </w:r>
+    </w:p>
+    <w:p>
+      <w:pPr>
+        <w:spacing w:line="372" w:lineRule="auto" w:after="40" w:before="80"/>
+        <w:ind w:firstLine="420"/>
+      </w:pPr>
+      <w:r>
+        <w:rPr>
+          <w:rFonts w:eastAsia="微软雅黑" w:ascii="Times New Roman" w:hAnsi="Times New Roman"/>
+          <w:sz w:val="22"/>
+        </w:rPr>
+        <w:t xml:space="preserve">集中模式作为额外维度引入了瞄准 + 集中弱点攻击两层操作，但这两层跟基础动作独立，不影响传统攻击节奏。</w:t>
       </w:r>
     </w:p>
     <w:p>
@@ -311,9 +415,22 @@
           <w:i/>
           <w:color w:val="808080"/>
           <w:sz w:val="22"/>
-          <w:rFonts w:eastAsia="微软雅黑"/>
+          <w:rFonts w:eastAsia="微软雅黑" w:ascii="微软雅黑" w:hAnsi="微软雅黑"/>
         </w:rPr>
-        <w:t>[待用户填写：MH 对空间精度的要求如何？怪物体型大、判定范围大 —— 跟哈迪斯2 这种小体型大批量的区别？]</w:t>
+        <w:t>MH 对空间精度的要求相对低：怪物体型大、攻击判定宽容（很多招式命中范围明显）、玩家移动性能强（翻滚位移大）。这一设计跟哈迪斯2 形成鲜明对比——后者要求玩家在弹幕包围中精确走位，MH 则更强调「围绕怪物做整体走位」。</w:t>
+      </w:r>
+    </w:p>
+    <w:p>
+      <w:pPr>
+        <w:spacing w:line="372" w:lineRule="auto" w:after="40" w:before="80"/>
+        <w:ind w:firstLine="420"/>
+      </w:pPr>
+      <w:r>
+        <w:rPr>
+          <w:rFonts w:eastAsia="微软雅黑" w:ascii="Times New Roman" w:hAnsi="Times New Roman"/>
+          <w:sz w:val="22"/>
+        </w:rPr>
+        <w:t xml:space="preserve">但 MH 的空间精度要求体现在「部位选择」上：玩家需要选择攻击哪个部位（头/身/尾/伤口部位），不同部位伤害、肉质、可破坏奖励都不同。这是更高层次的"空间精度"——不是精确到像素的走位，而是精确到部位的战略选择。</w:t>
       </w:r>
     </w:p>
     <w:p>
@@ -339,9 +456,22 @@
           <w:i/>
           <w:color w:val="808080"/>
           <w:sz w:val="22"/>
-          <w:rFonts w:eastAsia="微软雅黑"/>
+          <w:rFonts w:eastAsia="微软雅黑" w:ascii="微软雅黑" w:hAnsi="微软雅黑"/>
         </w:rPr>
-        <w:t>[待用户填写：翻滚无敌帧、GP 帧、纳刀时机的窗口 —— 时间精度要求高的具体场景。]</w:t>
+        <w:t>时间精度是 MH 操作精度的核心——主要体现在三个窗口：翻滚无敌帧（[待用户验证]：无敌帧长度 / 受击窗口）/ GP 帧（盾斧/长枪/铳枪专属，[待用户验证]：帧窗口大小）/ 纳刀窗口（收刀状态下的无敌帧，[待用户验证]：收刀动作时长）</w:t>
+      </w:r>
+    </w:p>
+    <w:p>
+      <w:pPr>
+        <w:spacing w:line="372" w:lineRule="auto" w:after="40" w:before="80"/>
+        <w:ind w:firstLine="420"/>
+      </w:pPr>
+      <w:r>
+        <w:rPr>
+          <w:rFonts w:eastAsia="微软雅黑" w:ascii="Times New Roman" w:hAnsi="Times New Roman"/>
+          <w:sz w:val="22"/>
+        </w:rPr>
+        <w:t xml:space="preserve">集中模式的进入和退出也涉及时间判断：什么时候进入（伤口累积到什么程度值得切换）？什么时候退出（怪物即将出招时切回常规模式做防御准备）？这是荒野新增的"集中模式节奏"维度。</w:t>
       </w:r>
     </w:p>
     <w:p>
@@ -408,9 +538,22 @@
           <w:i/>
           <w:color w:val="808080"/>
           <w:sz w:val="22"/>
-          <w:rFonts w:eastAsia="微软雅黑"/>
+          <w:rFonts w:eastAsia="微软雅黑" w:ascii="微软雅黑" w:hAnsi="微软雅黑"/>
         </w:rPr>
-        <w:t>[待用户填写：玩家如何通过装备配装 / 武器选择 / 道具组合形成高效 build —— 跟哈迪斯2 的祝福构筑相比，MH 的策略维度和精通目标有何不同？]</w:t>
+        <w:t>策略完备度上，MH 的精通目标跟哈迪斯2 完全相反——哈迪斯2 是"从动作出发组合祝福"，MH 是"从怪物出发组合装备"。前者是动作 → 构筑的逻辑，后者是怪物 → 反制装备的逻辑。</w:t>
+      </w:r>
+    </w:p>
+    <w:p>
+      <w:pPr>
+        <w:spacing w:line="372" w:lineRule="auto" w:after="40" w:before="80"/>
+        <w:ind w:firstLine="420"/>
+      </w:pPr>
+      <w:r>
+        <w:rPr>
+          <w:rFonts w:eastAsia="微软雅黑" w:ascii="Times New Roman" w:hAnsi="Times New Roman"/>
+          <w:sz w:val="22"/>
+        </w:rPr>
+        <w:t xml:space="preserve">具体来说，玩家通过观察怪物弱点（属性/部位/状态耐性）→ 选武器/配装/补品 → 形成针对该怪物的最优 build。这种"按怪配装"的循环决定了 MH 没有"通用最优 build"——同一套配装对不同怪物可能差异极大，这强化了"配装多样化"作为精通目标的必要性。</w:t>
       </w:r>
     </w:p>
     <w:p>
@@ -436,9 +579,22 @@
           <w:i/>
           <w:color w:val="808080"/>
           <w:sz w:val="22"/>
-          <w:rFonts w:eastAsia="微软雅黑"/>
+          <w:rFonts w:eastAsia="微软雅黑" w:ascii="微软雅黑" w:hAnsi="微软雅黑"/>
         </w:rPr>
-        <w:t>[待用户填写：MH 战斗对反应速度的要求 —— 怪物的招式前摇 vs 玩家可用的应对窗口。]</w:t>
+        <w:t>MH 对反应速度的要求集中在「大型怪物的招式判定」上——怪物招式前摇明显、判定范围大，玩家通过翻滚/GP/纳刀做应对窗口的反应。</w:t>
+      </w:r>
+    </w:p>
+    <w:p>
+      <w:pPr>
+        <w:spacing w:line="372" w:lineRule="auto" w:after="40" w:before="80"/>
+        <w:ind w:firstLine="420"/>
+      </w:pPr>
+      <w:r>
+        <w:rPr>
+          <w:rFonts w:eastAsia="微软雅黑" w:ascii="Times New Roman" w:hAnsi="Times New Roman"/>
+          <w:sz w:val="22"/>
+        </w:rPr>
+        <w:t xml:space="preserve">跟哈迪斯2 的差异：MH 反应速度更多体现在「精准使用一个应对动作」上（翻滚方向 / GP 时机），而非「高频连续应对多个威胁」。这是因为 MH 战斗以一对一为主，多目标反应压力的设计不突出。</w:t>
       </w:r>
     </w:p>
     <w:p>
@@ -464,9 +620,22 @@
           <w:i/>
           <w:color w:val="808080"/>
           <w:sz w:val="22"/>
-          <w:rFonts w:eastAsia="微软雅黑"/>
+          <w:rFonts w:eastAsia="微软雅黑" w:ascii="微软雅黑" w:hAnsi="微软雅黑"/>
         </w:rPr>
-        <w:t>[待用户填写：MH 的难度递进（HR 等级 + 历战王）怎么影响战斗体验？跟传统肉鸽的难度曲线差异？]</w:t>
+        <w:t>MH 的难度递进通过 HR（猎人等级）+ 历战（强化版怪物）+ 历战王（更强版）三层递进。HR 解锁新怪物和新装备，历战/历战王通过属性强化提升挑战。</w:t>
+      </w:r>
+    </w:p>
+    <w:p>
+      <w:pPr>
+        <w:spacing w:line="372" w:lineRule="auto" w:after="40" w:before="80"/>
+        <w:ind w:firstLine="420"/>
+      </w:pPr>
+      <w:r>
+        <w:rPr>
+          <w:rFonts w:eastAsia="微软雅黑" w:ascii="Times New Roman" w:hAnsi="Times New Roman"/>
+          <w:sz w:val="22"/>
+        </w:rPr>
+        <w:t xml:space="preserve">跟传统肉鸽的难度曲线差异：MH 是「开放世界」式难度——你随时可以打任意等级怪物，刷素材优化配装后再挑战更高难度。这种"配装补强"的循环降低了纯反应速度要求，使玩家通过准备弥补技术差距。</w:t>
       </w:r>
     </w:p>
     <w:p/>

--- a/MH拆解.docx
+++ b/MH拆解.docx
@@ -200,7 +200,6 @@
           <w:sz w:val="22"/>
           <w:rFonts w:eastAsia="微软雅黑" w:ascii="微软雅黑" w:hAnsi="微软雅黑"/>
         </w:rPr>
-        <w:t>整体循环：MH 荒野的战斗围绕「任务 → 准备 → 战斗 → 结算 → 强化」5 步循环展开（[来自官方资料 / 攻略社区])。任务从据点看板接取，准备阶段选武器、配装、吃猫饭补状态；战斗以「一对一/一对多大型怪物」为核心，结算后通过素材制作/派生强化装备，反哺下一轮战斗。这一循环的节奏由「准备 + 强化」环节控制，跟传统动作游戏的连续关卡差异明显。</w:t>
       </w:r>
     </w:p>
     <w:p>
@@ -213,7 +212,6 @@
           <w:rFonts w:eastAsia="微软雅黑" w:ascii="Times New Roman" w:hAnsi="Times New Roman"/>
           <w:sz w:val="22"/>
         </w:rPr>
-        <w:t xml:space="preserve">按艾尔登法环拆解文章的三类要素划分：</w:t>
       </w:r>
     </w:p>
     <w:p>
@@ -222,11 +220,7 @@
         <w:ind w:firstLine="420"/>
       </w:pPr>
       <w:r>
-        <w:rPr>
-          <w:rFonts w:eastAsia="微软雅黑" w:ascii="Times New Roman" w:hAnsi="Times New Roman"/>
-          <w:sz w:val="22"/>
-        </w:rPr>
-        <w:t xml:space="preserve">玩家行为：武器操作（攻击/防御/纳刀/收刀/闪避）/ 集中模式瞄准 / 道具使用（回复药/砥石/衣装/钩索）/ 部位选择</w:t>
+        <w:t>玩家行为(大类):攻击 / 移动 / 闪避 / 防御</w:t>
       </w:r>
     </w:p>
     <w:p>
@@ -235,11 +229,7 @@
         <w:ind w:firstLine="420"/>
       </w:pPr>
       <w:r>
-        <w:rPr>
-          <w:rFonts w:eastAsia="微软雅黑" w:ascii="Times New Roman" w:hAnsi="Times New Roman"/>
-          <w:sz w:val="22"/>
-        </w:rPr>
-        <w:t xml:space="preserve">战中资源：HP（默认上限 + 体力衣装加成）/ 体力（闪避/防御/拔刀消耗）/ 武器锋利度（会随攻击下降，需磨刀）/ 衣装 CD（回避衣装 / 强打衣装 / 蚀攻衣装等限时装备）</w:t>
+        <w:t>战中资源:玩家侧(体力 / 耐力 / 武器的资源循环)+ 敌人资源(生命值)</w:t>
       </w:r>
     </w:p>
     <w:p>
@@ -248,11 +238,7 @@
         <w:ind w:firstLine="420"/>
       </w:pPr>
       <w:r>
-        <w:rPr>
-          <w:rFonts w:eastAsia="微软雅黑" w:ascii="Times New Roman" w:hAnsi="Times New Roman"/>
-          <w:sz w:val="22"/>
-        </w:rPr>
-        <w:t xml:space="preserve">敌人状态：HP（整体进度）/ 部位（头/身/尾/翼/脚等独立 HP，可破坏）/ 伤口（荒野新增：累积到一定程度出现伤口，攻击伤口高增伤 + 强制硬直）/ 异常状态（愤怒/疲劳/睡眠/麻痹/中毒/爆破等）</w:t>
+        <w:t>敌人状态:正常 / 发怒 / 气绝状态 / 倒地 / 濒死 / 死亡 + 部分敌人特殊状态</w:t>
       </w:r>
     </w:p>
     <w:p/>
@@ -295,7 +281,6 @@
           <w:sz w:val="22"/>
           <w:rFonts w:eastAsia="微软雅黑" w:ascii="微软雅黑" w:hAnsi="微软雅黑"/>
         </w:rPr>
-        <w:t>MH 的攻防节奏跟哈迪斯2 截然不同——前者是「一对一大怪 + 中频攻防」，后者是「包围小怪 + 高频攻防」。这一差异决定了两款游戏在主被动反应上的不同设计选择：</w:t>
       </w:r>
     </w:p>
     <w:p>
@@ -308,7 +293,6 @@
           <w:rFonts w:eastAsia="微软雅黑" w:ascii="Times New Roman" w:hAnsi="Times New Roman"/>
           <w:sz w:val="22"/>
         </w:rPr>
-        <w:t xml:space="preserve">玩家主动操作：输出窗口主要由「翻滚无敌帧 + 伤口破坏硬直 + 部位破坏倒地」三段构成——玩家主动寻找这三段窗口发动高伤害，节奏由玩家控制。</w:t>
       </w:r>
     </w:p>
     <w:p>
@@ -321,7 +305,6 @@
           <w:rFonts w:eastAsia="微软雅黑" w:ascii="Times New Roman" w:hAnsi="Times New Roman"/>
           <w:sz w:val="22"/>
         </w:rPr>
-        <w:t xml:space="preserve">怪物施压节奏：基于 jskyzero 的拆包视角，MH 怪物通过有限状态机（FSM）按场景细分的 100+ 个 .user.2 文件驱动，每个状态文件决定「在该状态下怪物能做什么动作」。怪物主动施压主要来自固定派生（如泡狐龙的跳跃起手 → 6 种派生），玩家需要背板或观察规律。</w:t>
       </w:r>
     </w:p>
     <w:p>
@@ -334,7 +317,6 @@
           <w:rFonts w:eastAsia="微软雅黑" w:ascii="Times New Roman" w:hAnsi="Times New Roman"/>
           <w:sz w:val="22"/>
         </w:rPr>
-        <w:t xml:space="preserve">集中模式（荒野新增）作为节奏切换器：长按 L2 进入集中模式，准心自动锁定伤口，准度提升 + 慢节奏 + 高伤害的「集中弱点攻击」。这一机制把玩家主动操作的高频段（瞄准 + 攻击）转化为被动反应的中频段（专注一个伤口、慢慢打），改变了对战斗节奏的掌控方式。</w:t>
       </w:r>
     </w:p>
     <w:p/>
@@ -376,7 +358,6 @@
           <w:sz w:val="22"/>
           <w:rFonts w:eastAsia="微软雅黑" w:ascii="微软雅黑" w:hAnsi="微软雅黑"/>
         </w:rPr>
-        <w:t>MH 基础指令相当简洁：攻击 / 翻滚 / 防御（盾斧/铳枪/长枪专属）/ 纳刀 / 收刀 / 集中模式 / 道具使用 / 钩索。跟哈迪斯2 类似的"动作互相独立、不存在连段"的设计思路，大幅降低了上手门槛——玩家不会因为"按错按键导致连段中断"而损失输出。</w:t>
       </w:r>
     </w:p>
     <w:p>
@@ -389,7 +370,6 @@
           <w:rFonts w:eastAsia="微软雅黑" w:ascii="Times New Roman" w:hAnsi="Times New Roman"/>
           <w:sz w:val="22"/>
         </w:rPr>
-        <w:t xml:space="preserve">集中模式作为额外维度引入了瞄准 + 集中弱点攻击两层操作，但这两层跟基础动作独立，不影响传统攻击节奏。</w:t>
       </w:r>
     </w:p>
     <w:p>
@@ -417,7 +397,6 @@
           <w:sz w:val="22"/>
           <w:rFonts w:eastAsia="微软雅黑" w:ascii="微软雅黑" w:hAnsi="微软雅黑"/>
         </w:rPr>
-        <w:t>MH 对空间精度的要求相对低：怪物体型大、攻击判定宽容（很多招式命中范围明显）、玩家移动性能强（翻滚位移大）。这一设计跟哈迪斯2 形成鲜明对比——后者要求玩家在弹幕包围中精确走位，MH 则更强调「围绕怪物做整体走位」。</w:t>
       </w:r>
     </w:p>
     <w:p>
@@ -430,7 +409,6 @@
           <w:rFonts w:eastAsia="微软雅黑" w:ascii="Times New Roman" w:hAnsi="Times New Roman"/>
           <w:sz w:val="22"/>
         </w:rPr>
-        <w:t xml:space="preserve">但 MH 的空间精度要求体现在「部位选择」上：玩家需要选择攻击哪个部位（头/身/尾/伤口部位），不同部位伤害、肉质、可破坏奖励都不同。这是更高层次的"空间精度"——不是精确到像素的走位，而是精确到部位的战略选择。</w:t>
       </w:r>
     </w:p>
     <w:p>
@@ -458,7 +436,6 @@
           <w:sz w:val="22"/>
           <w:rFonts w:eastAsia="微软雅黑" w:ascii="微软雅黑" w:hAnsi="微软雅黑"/>
         </w:rPr>
-        <w:t>时间精度是 MH 操作精度的核心——主要体现在三个窗口：翻滚无敌帧（[待用户验证]：无敌帧长度 / 受击窗口）/ GP 帧（盾斧/长枪/铳枪专属，[待用户验证]：帧窗口大小）/ 纳刀窗口（收刀状态下的无敌帧，[待用户验证]：收刀动作时长）</w:t>
       </w:r>
     </w:p>
     <w:p>
@@ -471,7 +448,6 @@
           <w:rFonts w:eastAsia="微软雅黑" w:ascii="Times New Roman" w:hAnsi="Times New Roman"/>
           <w:sz w:val="22"/>
         </w:rPr>
-        <w:t xml:space="preserve">集中模式的进入和退出也涉及时间判断：什么时候进入（伤口累积到什么程度值得切换）？什么时候退出（怪物即将出招时切回常规模式做防御准备）？这是荒野新增的"集中模式节奏"维度。</w:t>
       </w:r>
     </w:p>
     <w:p>
@@ -512,7 +488,6 @@
           <w:sz w:val="22"/>
           <w:rFonts w:eastAsia="微软雅黑"/>
         </w:rPr>
-        <w:t>精通循环强调两个维度：策略完备度 与 反应速度。</w:t>
       </w:r>
     </w:p>
     <w:p>
@@ -540,7 +515,6 @@
           <w:sz w:val="22"/>
           <w:rFonts w:eastAsia="微软雅黑" w:ascii="微软雅黑" w:hAnsi="微软雅黑"/>
         </w:rPr>
-        <w:t>策略完备度上，MH 的精通目标跟哈迪斯2 完全相反——哈迪斯2 是"从动作出发组合祝福"，MH 是"从怪物出发组合装备"。前者是动作 → 构筑的逻辑，后者是怪物 → 反制装备的逻辑。</w:t>
       </w:r>
     </w:p>
     <w:p>
@@ -553,7 +527,6 @@
           <w:rFonts w:eastAsia="微软雅黑" w:ascii="Times New Roman" w:hAnsi="Times New Roman"/>
           <w:sz w:val="22"/>
         </w:rPr>
-        <w:t xml:space="preserve">具体来说，玩家通过观察怪物弱点（属性/部位/状态耐性）→ 选武器/配装/补品 → 形成针对该怪物的最优 build。这种"按怪配装"的循环决定了 MH 没有"通用最优 build"——同一套配装对不同怪物可能差异极大，这强化了"配装多样化"作为精通目标的必要性。</w:t>
       </w:r>
     </w:p>
     <w:p>
@@ -581,7 +554,6 @@
           <w:sz w:val="22"/>
           <w:rFonts w:eastAsia="微软雅黑" w:ascii="微软雅黑" w:hAnsi="微软雅黑"/>
         </w:rPr>
-        <w:t>MH 对反应速度的要求集中在「大型怪物的招式判定」上——怪物招式前摇明显、判定范围大，玩家通过翻滚/GP/纳刀做应对窗口的反应。</w:t>
       </w:r>
     </w:p>
     <w:p>
@@ -594,7 +566,6 @@
           <w:rFonts w:eastAsia="微软雅黑" w:ascii="Times New Roman" w:hAnsi="Times New Roman"/>
           <w:sz w:val="22"/>
         </w:rPr>
-        <w:t xml:space="preserve">跟哈迪斯2 的差异：MH 反应速度更多体现在「精准使用一个应对动作」上（翻滚方向 / GP 时机），而非「高频连续应对多个威胁」。这是因为 MH 战斗以一对一为主，多目标反应压力的设计不突出。</w:t>
       </w:r>
     </w:p>
     <w:p>
@@ -622,7 +593,6 @@
           <w:sz w:val="22"/>
           <w:rFonts w:eastAsia="微软雅黑" w:ascii="微软雅黑" w:hAnsi="微软雅黑"/>
         </w:rPr>
-        <w:t>MH 的难度递进通过 HR（猎人等级）+ 历战（强化版怪物）+ 历战王（更强版）三层递进。HR 解锁新怪物和新装备，历战/历战王通过属性强化提升挑战。</w:t>
       </w:r>
     </w:p>
     <w:p>
@@ -635,7 +605,6 @@
           <w:rFonts w:eastAsia="微软雅黑" w:ascii="Times New Roman" w:hAnsi="Times New Roman"/>
           <w:sz w:val="22"/>
         </w:rPr>
-        <w:t xml:space="preserve">跟传统肉鸽的难度曲线差异：MH 是「开放世界」式难度——你随时可以打任意等级怪物，刷素材优化配装后再挑战更高难度。这种"配装补强"的循环降低了纯反应速度要求，使玩家通过准备弥补技术差距。</w:t>
       </w:r>
     </w:p>
     <w:p/>
